--- a/assets/base_formatos.docx
+++ b/assets/base_formatos.docx
@@ -79,7 +79,7 @@
               <w:sz w:val="17"/>
               <w:u w:val="none"/>
             </w:rPr>
-            <w:t/>
+            <w:t>HUAVG</w:t>
           </w:r>
         </w:p>
       </w:tc>
